--- a/Nội dung.docx
+++ b/Nội dung.docx
@@ -24,8 +24,8 @@
         <w:tblLook w:val="04A0" w:firstRow="1" w:lastRow="0" w:firstColumn="1" w:lastColumn="0" w:noHBand="0" w:noVBand="1"/>
       </w:tblPr>
       <w:tblGrid>
-        <w:gridCol w:w="1766"/>
-        <w:gridCol w:w="6820"/>
+        <w:gridCol w:w="1717"/>
+        <w:gridCol w:w="6869"/>
       </w:tblGrid>
       <w:tr>
         <w:trPr>
@@ -149,7 +149,16 @@
               </w:rPr>
             </w:pPr>
             <w:r>
-              <w:t>Xây dựng trang web tự học tiếng Anh cho người mới bắt đầu</w:t>
+              <w:t xml:space="preserve">Xây dựng trang web tự học tiếng Anh </w:t>
+            </w:r>
+            <w:r>
+              <w:t xml:space="preserve">cho </w:t>
+            </w:r>
+            <w:r>
+              <w:rPr>
+                <w:color w:val="EE0000"/>
+              </w:rPr>
+              <w:t>người mới bắt đầu</w:t>
             </w:r>
           </w:p>
         </w:tc>
@@ -217,6 +226,27 @@
               </w:rPr>
               <w:t>Kết hợp học lý thuyết, thực hành và trò chơi</w:t>
             </w:r>
+            <w:r>
+              <w:rPr>
+                <w:rFonts w:eastAsia="Times New Roman" w:cs="Times New Roman"/>
+                <w:kern w:val="0"/>
+                <w:sz w:val="24"/>
+                <w:szCs w:val="24"/>
+                <w14:ligatures w14:val="none"/>
+              </w:rPr>
+              <w:t xml:space="preserve"> </w:t>
+            </w:r>
+            <w:r>
+              <w:rPr>
+                <w:rFonts w:eastAsia="Times New Roman" w:cs="Times New Roman"/>
+                <w:color w:val="EE0000"/>
+                <w:kern w:val="0"/>
+                <w:sz w:val="24"/>
+                <w:szCs w:val="24"/>
+                <w14:ligatures w14:val="none"/>
+              </w:rPr>
+              <w:t>(và phần thưởng)</w:t>
+            </w:r>
           </w:p>
         </w:tc>
       </w:tr>
@@ -347,7 +377,38 @@
                 <w:szCs w:val="24"/>
                 <w14:ligatures w14:val="none"/>
               </w:rPr>
-              <w:t>Course, Lesson, Dictionary, Game, Gamification</w:t>
+              <w:t>Course</w:t>
+            </w:r>
+            <w:r>
+              <w:rPr>
+                <w:rFonts w:eastAsia="Times New Roman" w:cs="Times New Roman"/>
+                <w:kern w:val="0"/>
+                <w:sz w:val="24"/>
+                <w:szCs w:val="24"/>
+                <w14:ligatures w14:val="none"/>
+              </w:rPr>
+              <w:t xml:space="preserve"> </w:t>
+            </w:r>
+            <w:r>
+              <w:rPr>
+                <w:rFonts w:eastAsia="Times New Roman" w:cs="Times New Roman"/>
+                <w:color w:val="EE0000"/>
+                <w:kern w:val="0"/>
+                <w:sz w:val="24"/>
+                <w:szCs w:val="24"/>
+                <w14:ligatures w14:val="none"/>
+              </w:rPr>
+              <w:t xml:space="preserve">(mua), </w:t>
+            </w:r>
+            <w:r>
+              <w:rPr>
+                <w:rFonts w:eastAsia="Times New Roman" w:cs="Times New Roman"/>
+                <w:kern w:val="0"/>
+                <w:sz w:val="24"/>
+                <w:szCs w:val="24"/>
+                <w14:ligatures w14:val="none"/>
+              </w:rPr>
+              <w:t>Lesson, Dictionary, Game, Gamification</w:t>
             </w:r>
             <w:r>
               <w:rPr>
@@ -424,6 +485,27 @@
                 <w14:ligatures w14:val="none"/>
               </w:rPr>
               <w:t>Học viên, quản trị viên</w:t>
+            </w:r>
+            <w:r>
+              <w:rPr>
+                <w:rFonts w:eastAsia="Times New Roman" w:cs="Times New Roman"/>
+                <w:kern w:val="0"/>
+                <w:sz w:val="24"/>
+                <w:szCs w:val="24"/>
+                <w14:ligatures w14:val="none"/>
+              </w:rPr>
+              <w:t xml:space="preserve">, </w:t>
+            </w:r>
+            <w:r>
+              <w:rPr>
+                <w:rFonts w:eastAsia="Times New Roman" w:cs="Times New Roman"/>
+                <w:color w:val="EE0000"/>
+                <w:kern w:val="0"/>
+                <w:sz w:val="24"/>
+                <w:szCs w:val="24"/>
+                <w14:ligatures w14:val="none"/>
+              </w:rPr>
+              <w:t>(Lecture?)</w:t>
             </w:r>
           </w:p>
         </w:tc>
@@ -481,9 +563,9 @@
         <w:tblLook w:val="04A0" w:firstRow="1" w:lastRow="0" w:firstColumn="1" w:lastColumn="0" w:noHBand="0" w:noVBand="1"/>
       </w:tblPr>
       <w:tblGrid>
-        <w:gridCol w:w="933"/>
-        <w:gridCol w:w="2592"/>
-        <w:gridCol w:w="6271"/>
+        <w:gridCol w:w="809"/>
+        <w:gridCol w:w="1943"/>
+        <w:gridCol w:w="7044"/>
       </w:tblGrid>
       <w:tr>
         <w:trPr>
@@ -781,7 +863,81 @@
                 <w:szCs w:val="24"/>
                 <w14:ligatures w14:val="none"/>
               </w:rPr>
-              <w:t>Học bài, làm quiz, tra từ, chơi game, lưu từ, xem tiến độ</w:t>
+              <w:t>Học bài, làm quiz</w:t>
+            </w:r>
+            <w:r>
+              <w:rPr>
+                <w:rFonts w:eastAsia="Times New Roman" w:cs="Times New Roman"/>
+                <w:color w:val="EE0000"/>
+                <w:kern w:val="0"/>
+                <w:sz w:val="24"/>
+                <w:szCs w:val="24"/>
+                <w14:ligatures w14:val="none"/>
+              </w:rPr>
+              <w:t xml:space="preserve"> (các loại quiz?), </w:t>
+            </w:r>
+            <w:r>
+              <w:rPr>
+                <w:rFonts w:eastAsia="Times New Roman" w:cs="Times New Roman"/>
+                <w:kern w:val="0"/>
+                <w:sz w:val="24"/>
+                <w:szCs w:val="24"/>
+                <w14:ligatures w14:val="none"/>
+              </w:rPr>
+              <w:t>tra từ, chơi game</w:t>
+            </w:r>
+            <w:r>
+              <w:rPr>
+                <w:rFonts w:eastAsia="Times New Roman" w:cs="Times New Roman"/>
+                <w:kern w:val="0"/>
+                <w:sz w:val="24"/>
+                <w:szCs w:val="24"/>
+                <w14:ligatures w14:val="none"/>
+              </w:rPr>
+              <w:t>,</w:t>
+            </w:r>
+            <w:r>
+              <w:rPr>
+                <w:rFonts w:eastAsia="Times New Roman" w:cs="Times New Roman"/>
+                <w:color w:val="EE0000"/>
+                <w:kern w:val="0"/>
+                <w:sz w:val="24"/>
+                <w:szCs w:val="24"/>
+                <w14:ligatures w14:val="none"/>
+              </w:rPr>
+              <w:t xml:space="preserve"> (giải đấu</w:t>
+            </w:r>
+            <w:r>
+              <w:rPr>
+                <w:rFonts w:eastAsia="Times New Roman" w:cs="Times New Roman"/>
+                <w:color w:val="EE0000"/>
+                <w:kern w:val="0"/>
+                <w:sz w:val="24"/>
+                <w:szCs w:val="24"/>
+                <w14:ligatures w14:val="none"/>
+              </w:rPr>
+              <w:t>, BXH</w:t>
+            </w:r>
+            <w:r>
+              <w:rPr>
+                <w:rFonts w:eastAsia="Times New Roman" w:cs="Times New Roman"/>
+                <w:color w:val="EE0000"/>
+                <w:kern w:val="0"/>
+                <w:sz w:val="24"/>
+                <w:szCs w:val="24"/>
+                <w14:ligatures w14:val="none"/>
+              </w:rPr>
+              <w:t>)</w:t>
+            </w:r>
+            <w:r>
+              <w:rPr>
+                <w:rFonts w:eastAsia="Times New Roman" w:cs="Times New Roman"/>
+                <w:kern w:val="0"/>
+                <w:sz w:val="24"/>
+                <w:szCs w:val="24"/>
+                <w14:ligatures w14:val="none"/>
+              </w:rPr>
+              <w:t>, lưu từ, xem tiến độ</w:t>
             </w:r>
           </w:p>
         </w:tc>
@@ -872,12 +1028,23 @@
             <w:r>
               <w:rPr>
                 <w:rFonts w:eastAsia="Times New Roman" w:cs="Times New Roman"/>
-                <w:kern w:val="0"/>
-                <w:sz w:val="24"/>
-                <w:szCs w:val="24"/>
-                <w14:ligatures w14:val="none"/>
-              </w:rPr>
-              <w:t>Quản lý course, lesson, media, hệ thống</w:t>
+                <w:color w:val="EE0000"/>
+                <w:kern w:val="0"/>
+                <w:sz w:val="24"/>
+                <w:szCs w:val="24"/>
+                <w14:ligatures w14:val="none"/>
+              </w:rPr>
+              <w:t>Quản lý course, lesson, media</w:t>
+            </w:r>
+            <w:r>
+              <w:rPr>
+                <w:rFonts w:eastAsia="Times New Roman" w:cs="Times New Roman"/>
+                <w:kern w:val="0"/>
+                <w:sz w:val="24"/>
+                <w:szCs w:val="24"/>
+                <w14:ligatures w14:val="none"/>
+              </w:rPr>
+              <w:t>, hệ thống</w:t>
             </w:r>
           </w:p>
         </w:tc>
@@ -905,7 +1072,6 @@
         </w:numPr>
       </w:pPr>
       <w:r>
-        <w:lastRenderedPageBreak/>
         <w:t>LUỒNG NGHIỆP VỤ TỔNG HỢP</w:t>
       </w:r>
     </w:p>
@@ -931,8 +1097,8 @@
         <w:tblLook w:val="04A0" w:firstRow="1" w:lastRow="0" w:firstColumn="1" w:lastColumn="0" w:noHBand="0" w:noVBand="1"/>
       </w:tblPr>
       <w:tblGrid>
-        <w:gridCol w:w="1873"/>
-        <w:gridCol w:w="7655"/>
+        <w:gridCol w:w="1739"/>
+        <w:gridCol w:w="7789"/>
       </w:tblGrid>
       <w:tr>
         <w:trPr>
@@ -1080,7 +1246,28 @@
                 <w:szCs w:val="24"/>
                 <w14:ligatures w14:val="none"/>
               </w:rPr>
-              <w:t>( luyện học cả nghe, nói, đọc, viết)</w:t>
+              <w:t xml:space="preserve">( luyện học cả nghe, </w:t>
+            </w:r>
+            <w:r>
+              <w:rPr>
+                <w:rFonts w:eastAsia="Times New Roman" w:cs="Times New Roman"/>
+                <w:color w:val="EE0000"/>
+                <w:kern w:val="0"/>
+                <w:sz w:val="24"/>
+                <w:szCs w:val="24"/>
+                <w14:ligatures w14:val="none"/>
+              </w:rPr>
+              <w:t>nói</w:t>
+            </w:r>
+            <w:r>
+              <w:rPr>
+                <w:rFonts w:eastAsia="Times New Roman" w:cs="Times New Roman"/>
+                <w:kern w:val="0"/>
+                <w:sz w:val="24"/>
+                <w:szCs w:val="24"/>
+                <w14:ligatures w14:val="none"/>
+              </w:rPr>
+              <w:t>?, đọc, viết)</w:t>
             </w:r>
           </w:p>
         </w:tc>
@@ -1156,7 +1343,18 @@
                 <w:szCs w:val="24"/>
                 <w14:ligatures w14:val="none"/>
               </w:rPr>
-              <w:t>( sẽ bổ sung thêm…)</w:t>
+              <w:t xml:space="preserve">( sẽ bổ sung thêm…) </w:t>
+            </w:r>
+            <w:r>
+              <w:rPr>
+                <w:rFonts w:eastAsia="Times New Roman" w:cs="Times New Roman"/>
+                <w:color w:val="EE0000"/>
+                <w:kern w:val="0"/>
+                <w:sz w:val="24"/>
+                <w:szCs w:val="24"/>
+                <w14:ligatures w14:val="none"/>
+              </w:rPr>
+              <w:t>chất lượng &gt; số lượng</w:t>
             </w:r>
           </w:p>
         </w:tc>
@@ -1224,6 +1422,27 @@
               </w:rPr>
               <w:t>Phân loại level người học</w:t>
             </w:r>
+            <w:r>
+              <w:rPr>
+                <w:rFonts w:eastAsia="Times New Roman" w:cs="Times New Roman"/>
+                <w:kern w:val="0"/>
+                <w:sz w:val="24"/>
+                <w:szCs w:val="24"/>
+                <w14:ligatures w14:val="none"/>
+              </w:rPr>
+              <w:t xml:space="preserve"> </w:t>
+            </w:r>
+            <w:r>
+              <w:rPr>
+                <w:rFonts w:eastAsia="Times New Roman" w:cs="Times New Roman"/>
+                <w:color w:val="EE0000"/>
+                <w:kern w:val="0"/>
+                <w:sz w:val="24"/>
+                <w:szCs w:val="24"/>
+                <w14:ligatures w14:val="none"/>
+              </w:rPr>
+              <w:t>(mục đích?)</w:t>
+            </w:r>
           </w:p>
         </w:tc>
       </w:tr>
@@ -1355,6 +1574,38 @@
                 <w14:ligatures w14:val="none"/>
               </w:rPr>
               <w:t>Từ điển Anh – Việt tích hợp</w:t>
+            </w:r>
+            <w:r>
+              <w:rPr>
+                <w:rFonts w:eastAsia="Times New Roman" w:cs="Times New Roman"/>
+                <w:kern w:val="0"/>
+                <w:sz w:val="24"/>
+                <w:szCs w:val="24"/>
+                <w14:ligatures w14:val="none"/>
+              </w:rPr>
+              <w:t xml:space="preserve"> </w:t>
+            </w:r>
+            <w:r>
+              <w:rPr>
+                <w:rFonts w:eastAsia="Times New Roman" w:cs="Times New Roman"/>
+                <w:color w:val="EE0000"/>
+                <w:kern w:val="0"/>
+                <w:sz w:val="24"/>
+                <w:szCs w:val="24"/>
+                <w14:ligatures w14:val="none"/>
+              </w:rPr>
+              <w:t>(có ngược lại?)</w:t>
+            </w:r>
+            <w:r>
+              <w:rPr>
+                <w:rFonts w:eastAsia="Times New Roman" w:cs="Times New Roman"/>
+                <w:color w:val="EE0000"/>
+                <w:kern w:val="0"/>
+                <w:sz w:val="24"/>
+                <w:szCs w:val="24"/>
+                <w14:ligatures w14:val="none"/>
+              </w:rPr>
+              <w:t xml:space="preserve"> nguồn từ ở đâu?</w:t>
             </w:r>
           </w:p>
         </w:tc>
@@ -1382,8 +1633,8 @@
         <w:tblLook w:val="04A0" w:firstRow="1" w:lastRow="0" w:firstColumn="1" w:lastColumn="0" w:noHBand="0" w:noVBand="1"/>
       </w:tblPr>
       <w:tblGrid>
-        <w:gridCol w:w="1976"/>
-        <w:gridCol w:w="7563"/>
+        <w:gridCol w:w="1860"/>
+        <w:gridCol w:w="7679"/>
       </w:tblGrid>
       <w:tr>
         <w:trPr>
@@ -1653,7 +1904,38 @@
                 <w:szCs w:val="24"/>
                 <w14:ligatures w14:val="none"/>
               </w:rPr>
-              <w:t>Load câu hỏi → trả lời → chấm điểm realtime → hiển thị kết quả</w:t>
+              <w:t xml:space="preserve">Load câu hỏi → trả lời → chấm điểm realtime </w:t>
+            </w:r>
+            <w:r>
+              <w:rPr>
+                <w:rFonts w:eastAsia="Times New Roman" w:cs="Times New Roman"/>
+                <w:color w:val="EE0000"/>
+                <w:kern w:val="0"/>
+                <w:sz w:val="24"/>
+                <w:szCs w:val="24"/>
+                <w14:ligatures w14:val="none"/>
+              </w:rPr>
+              <w:t>(how?)</w:t>
+            </w:r>
+            <w:r>
+              <w:rPr>
+                <w:rFonts w:eastAsia="Times New Roman" w:cs="Times New Roman"/>
+                <w:kern w:val="0"/>
+                <w:sz w:val="24"/>
+                <w:szCs w:val="24"/>
+                <w14:ligatures w14:val="none"/>
+              </w:rPr>
+              <w:t xml:space="preserve"> </w:t>
+            </w:r>
+            <w:r>
+              <w:rPr>
+                <w:rFonts w:eastAsia="Times New Roman" w:cs="Times New Roman"/>
+                <w:kern w:val="0"/>
+                <w:sz w:val="24"/>
+                <w:szCs w:val="24"/>
+                <w14:ligatures w14:val="none"/>
+              </w:rPr>
+              <w:t>→ hiển thị kết quả</w:t>
             </w:r>
           </w:p>
         </w:tc>
@@ -1719,7 +2001,38 @@
                 <w:szCs w:val="24"/>
                 <w14:ligatures w14:val="none"/>
               </w:rPr>
-              <w:t>Nhập từ → tìm kiếm → trả nghĩa + audio → lưu lịch sử</w:t>
+              <w:t>Nhập từ</w:t>
+            </w:r>
+            <w:r>
+              <w:rPr>
+                <w:rFonts w:eastAsia="Times New Roman" w:cs="Times New Roman"/>
+                <w:kern w:val="0"/>
+                <w:sz w:val="24"/>
+                <w:szCs w:val="24"/>
+                <w14:ligatures w14:val="none"/>
+              </w:rPr>
+              <w:t xml:space="preserve"> </w:t>
+            </w:r>
+            <w:r>
+              <w:rPr>
+                <w:rFonts w:eastAsia="Times New Roman" w:cs="Times New Roman"/>
+                <w:color w:val="EE0000"/>
+                <w:kern w:val="0"/>
+                <w:sz w:val="24"/>
+                <w:szCs w:val="24"/>
+                <w14:ligatures w14:val="none"/>
+              </w:rPr>
+              <w:t xml:space="preserve">(gợi ý auto complete) </w:t>
+            </w:r>
+            <w:r>
+              <w:rPr>
+                <w:rFonts w:eastAsia="Times New Roman" w:cs="Times New Roman"/>
+                <w:kern w:val="0"/>
+                <w:sz w:val="24"/>
+                <w:szCs w:val="24"/>
+                <w14:ligatures w14:val="none"/>
+              </w:rPr>
+              <w:t>→ tìm kiếm → trả nghĩa + audio → lưu lịch sử</w:t>
             </w:r>
           </w:p>
         </w:tc>
@@ -2324,6 +2637,17 @@
         </w:tc>
       </w:tr>
     </w:tbl>
+    <w:p/>
+    <w:p>
+      <w:r>
+        <w:t xml:space="preserve">Khảo sát hiện trạng? </w:t>
+      </w:r>
+    </w:p>
+    <w:p>
+      <w:r>
+        <w:t>fluentez.com</w:t>
+      </w:r>
+    </w:p>
     <w:p/>
     <w:sectPr>
       <w:pgSz w:w="11907" w:h="16840" w:code="9"/>
@@ -3100,7 +3424,7 @@
   <w:style w:type="paragraph" w:default="1" w:styleId="Normal">
     <w:name w:val="Normal"/>
     <w:qFormat/>
-    <w:rsid w:val="00B85863"/>
+    <w:rsid w:val="007E17EF"/>
     <w:pPr>
       <w:spacing w:after="120" w:line="324" w:lineRule="auto"/>
       <w:jc w:val="both"/>
@@ -3205,6 +3529,7 @@
   <w:style w:type="character" w:default="1" w:styleId="DefaultParagraphFont">
     <w:name w:val="Default Paragraph Font"/>
     <w:uiPriority w:val="1"/>
+    <w:semiHidden/>
     <w:unhideWhenUsed/>
   </w:style>
   <w:style w:type="table" w:default="1" w:styleId="TableNormal">
